--- a/HW4/VC_HW4_313540015.docx
+++ b/HW4/VC_HW4_313540015.docx
@@ -203,7 +203,39 @@
           <w:sz w:val="28"/>
           <w:szCs w:val="28"/>
         </w:rPr>
-        <w:t>Perform a zigzag scan and run-length encoding to compress each 8x8 block.</w:t>
+        <w:t>Use a raster scan to process each 8x8 block in a consistent left-to-right</w:t>
+      </w:r>
+      <w:r>
+        <w:rPr>
+          <w:rFonts w:ascii="Times New Roman" w:hAnsi="Times New Roman" w:cs="Times New Roman"/>
+          <w:sz w:val="28"/>
+          <w:szCs w:val="28"/>
+        </w:rPr>
+        <w:t>, top-to-bottom</w:t>
+      </w:r>
+      <w:r>
+        <w:rPr>
+          <w:rFonts w:ascii="Times New Roman" w:hAnsi="Times New Roman" w:cs="Times New Roman"/>
+          <w:sz w:val="28"/>
+          <w:szCs w:val="28"/>
+        </w:rPr>
+        <w:t xml:space="preserve"> order across the</w:t>
+      </w:r>
+      <w:r>
+        <w:rPr>
+          <w:rFonts w:ascii="Times New Roman" w:hAnsi="Times New Roman" w:cs="Times New Roman"/>
+          <w:sz w:val="28"/>
+          <w:szCs w:val="28"/>
+        </w:rPr>
+        <w:t xml:space="preserve"> results of dividing process. For each block p</w:t>
+      </w:r>
+      <w:r>
+        <w:rPr>
+          <w:rFonts w:ascii="Times New Roman" w:hAnsi="Times New Roman" w:cs="Times New Roman"/>
+          <w:sz w:val="28"/>
+          <w:szCs w:val="28"/>
+        </w:rPr>
+        <w:t>erform a zigzag scan and run-length encoding to compress each 8x8 block.</w:t>
       </w:r>
     </w:p>
     <w:p>
@@ -255,20 +287,31 @@
         <w:spacing w:line="305" w:lineRule="auto"/>
         <w:rPr>
           <w:rFonts w:ascii="Times New Roman" w:hAnsi="Times New Roman" w:cs="Times New Roman"/>
-          <w:b/>
-          <w:bCs/>
-          <w:sz w:val="28"/>
-          <w:szCs w:val="28"/>
-        </w:rPr>
-      </w:pPr>
-      <w:r>
-        <w:rPr>
-          <w:rFonts w:ascii="Times New Roman" w:hAnsi="Times New Roman" w:cs="Times New Roman"/>
-          <w:b/>
-          <w:bCs/>
-          <w:sz w:val="28"/>
-          <w:szCs w:val="28"/>
-        </w:rPr>
+          <w:sz w:val="28"/>
+          <w:szCs w:val="28"/>
+        </w:rPr>
+      </w:pPr>
+    </w:p>
+    <w:p>
+      <w:pPr>
+        <w:spacing w:line="305" w:lineRule="auto"/>
+        <w:rPr>
+          <w:rFonts w:ascii="Times New Roman" w:hAnsi="Times New Roman" w:cs="Times New Roman"/>
+          <w:b/>
+          <w:bCs/>
+          <w:sz w:val="28"/>
+          <w:szCs w:val="28"/>
+        </w:rPr>
+      </w:pPr>
+      <w:r>
+        <w:rPr>
+          <w:rFonts w:ascii="Times New Roman" w:hAnsi="Times New Roman" w:cs="Times New Roman"/>
+          <w:b/>
+          <w:bCs/>
+          <w:sz w:val="28"/>
+          <w:szCs w:val="28"/>
+        </w:rPr>
+        <w:lastRenderedPageBreak/>
         <w:t>3. Methodology</w:t>
       </w:r>
     </w:p>
@@ -315,7 +358,6 @@
           <w:sz w:val="28"/>
           <w:szCs w:val="28"/>
         </w:rPr>
-        <w:lastRenderedPageBreak/>
         <w:t>Image Loading and Grayscale Conversion</w:t>
       </w:r>
       <w:r>
@@ -325,6 +367,79 @@
           <w:szCs w:val="28"/>
         </w:rPr>
         <w:t>: The image was converted to grayscale for processing simplicity.</w:t>
+      </w:r>
+    </w:p>
+    <w:p>
+      <w:pPr>
+        <w:keepNext/>
+        <w:spacing w:line="305" w:lineRule="auto"/>
+        <w:jc w:val="center"/>
+      </w:pPr>
+      <w:r>
+        <w:rPr>
+          <w:rFonts w:ascii="Times New Roman" w:hAnsi="Times New Roman" w:cs="Times New Roman"/>
+          <w:sz w:val="28"/>
+          <w:szCs w:val="28"/>
+        </w:rPr>
+        <w:drawing>
+          <wp:inline distT="0" distB="0" distL="0" distR="0" wp14:anchorId="74F890B9" wp14:editId="7ED50C8E">
+            <wp:extent cx="3705225" cy="3895725"/>
+            <wp:effectExtent l="0" t="0" r="9525" b="9525"/>
+            <wp:docPr id="181510622" name="Picture 1"/>
+            <wp:cNvGraphicFramePr>
+              <a:graphicFrameLocks xmlns:a="http://schemas.openxmlformats.org/drawingml/2006/main" noChangeAspect="1"/>
+            </wp:cNvGraphicFramePr>
+            <a:graphic xmlns:a="http://schemas.openxmlformats.org/drawingml/2006/main">
+              <a:graphicData uri="http://schemas.openxmlformats.org/drawingml/2006/picture">
+                <pic:pic xmlns:pic="http://schemas.openxmlformats.org/drawingml/2006/picture">
+                  <pic:nvPicPr>
+                    <pic:cNvPr id="181510622" name=""/>
+                    <pic:cNvPicPr/>
+                  </pic:nvPicPr>
+                  <pic:blipFill>
+                    <a:blip r:embed="rId7"/>
+                    <a:stretch>
+                      <a:fillRect/>
+                    </a:stretch>
+                  </pic:blipFill>
+                  <pic:spPr>
+                    <a:xfrm>
+                      <a:off x="0" y="0"/>
+                      <a:ext cx="3705225" cy="3895725"/>
+                    </a:xfrm>
+                    <a:prstGeom prst="rect">
+                      <a:avLst/>
+                    </a:prstGeom>
+                  </pic:spPr>
+                </pic:pic>
+              </a:graphicData>
+            </a:graphic>
+          </wp:inline>
+        </w:drawing>
+      </w:r>
+    </w:p>
+    <w:p>
+      <w:pPr>
+        <w:pStyle w:val="Figure"/>
+        <w:rPr>
+          <w:rFonts w:cs="Times New Roman"/>
+          <w:sz w:val="28"/>
+          <w:szCs w:val="28"/>
+        </w:rPr>
+      </w:pPr>
+      <w:r>
+        <w:t xml:space="preserve">Figure </w:t>
+      </w:r>
+      <w:fldSimple w:instr=" SEQ Figure \* ARABIC ">
+        <w:r>
+          <w:rPr>
+            <w:noProof/>
+          </w:rPr>
+          <w:t>1</w:t>
+        </w:r>
+      </w:fldSimple>
+      <w:r>
+        <w:t>: Grayscale image loading step</w:t>
       </w:r>
     </w:p>
     <w:p>
@@ -402,6 +517,99 @@
     </w:p>
     <w:p>
       <w:pPr>
+        <w:spacing w:line="305" w:lineRule="auto"/>
+        <w:ind w:firstLine="720"/>
+        <w:rPr>
+          <w:rFonts w:ascii="Times New Roman" w:hAnsi="Times New Roman" w:cs="Times New Roman"/>
+          <w:sz w:val="28"/>
+          <w:szCs w:val="28"/>
+        </w:rPr>
+      </w:pPr>
+    </w:p>
+    <w:p>
+      <w:pPr>
+        <w:keepNext/>
+        <w:spacing w:line="305" w:lineRule="auto"/>
+        <w:ind w:firstLine="720"/>
+        <w:jc w:val="center"/>
+      </w:pPr>
+      <w:r>
+        <w:rPr>
+          <w:rFonts w:ascii="Times New Roman" w:hAnsi="Times New Roman" w:cs="Times New Roman"/>
+          <w:noProof/>
+          <w:sz w:val="28"/>
+          <w:szCs w:val="28"/>
+        </w:rPr>
+        <w:lastRenderedPageBreak/>
+        <w:drawing>
+          <wp:inline distT="0" distB="0" distL="0" distR="0" wp14:anchorId="1009CFC4" wp14:editId="2D2D8C62">
+            <wp:extent cx="4813183" cy="2057400"/>
+            <wp:effectExtent l="0" t="0" r="0" b="0"/>
+            <wp:docPr id="1527178783" name="Picture 1"/>
+            <wp:cNvGraphicFramePr>
+              <a:graphicFrameLocks xmlns:a="http://schemas.openxmlformats.org/drawingml/2006/main" noChangeAspect="1"/>
+            </wp:cNvGraphicFramePr>
+            <a:graphic xmlns:a="http://schemas.openxmlformats.org/drawingml/2006/main">
+              <a:graphicData uri="http://schemas.openxmlformats.org/drawingml/2006/picture">
+                <pic:pic xmlns:pic="http://schemas.openxmlformats.org/drawingml/2006/picture">
+                  <pic:nvPicPr>
+                    <pic:cNvPr id="1527178783" name="Picture 1527178783"/>
+                    <pic:cNvPicPr/>
+                  </pic:nvPicPr>
+                  <pic:blipFill>
+                    <a:blip r:embed="rId8">
+                      <a:extLst>
+                        <a:ext uri="{28A0092B-C50C-407E-A947-70E740481C1C}">
+                          <a14:useLocalDpi xmlns:a14="http://schemas.microsoft.com/office/drawing/2010/main" val="0"/>
+                        </a:ext>
+                      </a:extLst>
+                    </a:blip>
+                    <a:stretch>
+                      <a:fillRect/>
+                    </a:stretch>
+                  </pic:blipFill>
+                  <pic:spPr>
+                    <a:xfrm>
+                      <a:off x="0" y="0"/>
+                      <a:ext cx="4816510" cy="2058822"/>
+                    </a:xfrm>
+                    <a:prstGeom prst="rect">
+                      <a:avLst/>
+                    </a:prstGeom>
+                  </pic:spPr>
+                </pic:pic>
+              </a:graphicData>
+            </a:graphic>
+          </wp:inline>
+        </w:drawing>
+      </w:r>
+    </w:p>
+    <w:p>
+      <w:pPr>
+        <w:pStyle w:val="Figure"/>
+        <w:rPr>
+          <w:rFonts w:cs="Times New Roman"/>
+          <w:sz w:val="28"/>
+          <w:szCs w:val="28"/>
+        </w:rPr>
+      </w:pPr>
+      <w:r>
+        <w:t xml:space="preserve">Figure </w:t>
+      </w:r>
+      <w:fldSimple w:instr=" SEQ Figure \* ARABIC ">
+        <w:r>
+          <w:rPr>
+            <w:noProof/>
+          </w:rPr>
+          <w:t>2</w:t>
+        </w:r>
+      </w:fldSimple>
+      <w:r>
+        <w:t>: Quantization tables</w:t>
+      </w:r>
+    </w:p>
+    <w:p>
+      <w:pPr>
         <w:numPr>
           <w:ilvl w:val="0"/>
           <w:numId w:val="3"/>
@@ -520,6 +728,79 @@
     </w:p>
     <w:p>
       <w:pPr>
+        <w:keepNext/>
+        <w:spacing w:line="305" w:lineRule="auto"/>
+        <w:jc w:val="center"/>
+      </w:pPr>
+      <w:r>
+        <w:rPr>
+          <w:rFonts w:ascii="Times New Roman" w:hAnsi="Times New Roman" w:cs="Times New Roman"/>
+          <w:sz w:val="28"/>
+          <w:szCs w:val="28"/>
+        </w:rPr>
+        <w:drawing>
+          <wp:inline distT="0" distB="0" distL="0" distR="0" wp14:anchorId="301C6F3D" wp14:editId="7618F1B2">
+            <wp:extent cx="2409825" cy="2424342"/>
+            <wp:effectExtent l="0" t="0" r="0" b="0"/>
+            <wp:docPr id="1439079283" name="Picture 1"/>
+            <wp:cNvGraphicFramePr>
+              <a:graphicFrameLocks xmlns:a="http://schemas.openxmlformats.org/drawingml/2006/main" noChangeAspect="1"/>
+            </wp:cNvGraphicFramePr>
+            <a:graphic xmlns:a="http://schemas.openxmlformats.org/drawingml/2006/main">
+              <a:graphicData uri="http://schemas.openxmlformats.org/drawingml/2006/picture">
+                <pic:pic xmlns:pic="http://schemas.openxmlformats.org/drawingml/2006/picture">
+                  <pic:nvPicPr>
+                    <pic:cNvPr id="1439079283" name=""/>
+                    <pic:cNvPicPr/>
+                  </pic:nvPicPr>
+                  <pic:blipFill>
+                    <a:blip r:embed="rId9"/>
+                    <a:stretch>
+                      <a:fillRect/>
+                    </a:stretch>
+                  </pic:blipFill>
+                  <pic:spPr>
+                    <a:xfrm>
+                      <a:off x="0" y="0"/>
+                      <a:ext cx="2411574" cy="2426101"/>
+                    </a:xfrm>
+                    <a:prstGeom prst="rect">
+                      <a:avLst/>
+                    </a:prstGeom>
+                  </pic:spPr>
+                </pic:pic>
+              </a:graphicData>
+            </a:graphic>
+          </wp:inline>
+        </w:drawing>
+      </w:r>
+    </w:p>
+    <w:p>
+      <w:pPr>
+        <w:pStyle w:val="Figure"/>
+        <w:rPr>
+          <w:rFonts w:cs="Times New Roman"/>
+          <w:sz w:val="28"/>
+          <w:szCs w:val="28"/>
+        </w:rPr>
+      </w:pPr>
+      <w:r>
+        <w:t xml:space="preserve">Figure </w:t>
+      </w:r>
+      <w:fldSimple w:instr=" SEQ Figure \* ARABIC ">
+        <w:r>
+          <w:rPr>
+            <w:noProof/>
+          </w:rPr>
+          <w:t>3</w:t>
+        </w:r>
+      </w:fldSimple>
+      <w:r>
+        <w:t>: Zigzag scan visualization</w:t>
+      </w:r>
+    </w:p>
+    <w:p>
+      <w:pPr>
         <w:numPr>
           <w:ilvl w:val="0"/>
           <w:numId w:val="4"/>
@@ -539,6 +820,7 @@
           <w:sz w:val="28"/>
           <w:szCs w:val="28"/>
         </w:rPr>
+        <w:lastRenderedPageBreak/>
         <w:t>Run-Length Encoding (RLE)</w:t>
       </w:r>
       <w:r>
@@ -689,7 +971,6 @@
           <w:sz w:val="28"/>
           <w:szCs w:val="28"/>
         </w:rPr>
-        <w:lastRenderedPageBreak/>
         <w:t>Recombination of Blocks</w:t>
       </w:r>
       <w:r>
@@ -699,6 +980,78 @@
           <w:szCs w:val="28"/>
         </w:rPr>
         <w:t>: All 8x8 blocks were recombined to produce the reconstructed image.</w:t>
+      </w:r>
+    </w:p>
+    <w:p>
+      <w:pPr>
+        <w:keepNext/>
+        <w:spacing w:line="305" w:lineRule="auto"/>
+      </w:pPr>
+      <w:r>
+        <w:rPr>
+          <w:rFonts w:ascii="Times New Roman" w:hAnsi="Times New Roman" w:cs="Times New Roman"/>
+          <w:sz w:val="28"/>
+          <w:szCs w:val="28"/>
+        </w:rPr>
+        <w:drawing>
+          <wp:inline distT="0" distB="0" distL="0" distR="0" wp14:anchorId="0C7927D2" wp14:editId="0A9619E3">
+            <wp:extent cx="5943600" cy="2879725"/>
+            <wp:effectExtent l="0" t="0" r="0" b="0"/>
+            <wp:docPr id="1020690504" name="Picture 1"/>
+            <wp:cNvGraphicFramePr>
+              <a:graphicFrameLocks xmlns:a="http://schemas.openxmlformats.org/drawingml/2006/main" noChangeAspect="1"/>
+            </wp:cNvGraphicFramePr>
+            <a:graphic xmlns:a="http://schemas.openxmlformats.org/drawingml/2006/main">
+              <a:graphicData uri="http://schemas.openxmlformats.org/drawingml/2006/picture">
+                <pic:pic xmlns:pic="http://schemas.openxmlformats.org/drawingml/2006/picture">
+                  <pic:nvPicPr>
+                    <pic:cNvPr id="1020690504" name=""/>
+                    <pic:cNvPicPr/>
+                  </pic:nvPicPr>
+                  <pic:blipFill>
+                    <a:blip r:embed="rId10"/>
+                    <a:stretch>
+                      <a:fillRect/>
+                    </a:stretch>
+                  </pic:blipFill>
+                  <pic:spPr>
+                    <a:xfrm>
+                      <a:off x="0" y="0"/>
+                      <a:ext cx="5943600" cy="2879725"/>
+                    </a:xfrm>
+                    <a:prstGeom prst="rect">
+                      <a:avLst/>
+                    </a:prstGeom>
+                  </pic:spPr>
+                </pic:pic>
+              </a:graphicData>
+            </a:graphic>
+          </wp:inline>
+        </w:drawing>
+      </w:r>
+    </w:p>
+    <w:p>
+      <w:pPr>
+        <w:pStyle w:val="Figure"/>
+        <w:rPr>
+          <w:rFonts w:cs="Times New Roman"/>
+          <w:sz w:val="28"/>
+          <w:szCs w:val="28"/>
+        </w:rPr>
+      </w:pPr>
+      <w:r>
+        <w:t xml:space="preserve">Figure </w:t>
+      </w:r>
+      <w:fldSimple w:instr=" SEQ Figure \* ARABIC ">
+        <w:r>
+          <w:rPr>
+            <w:noProof/>
+          </w:rPr>
+          <w:t>4</w:t>
+        </w:r>
+      </w:fldSimple>
+      <w:r>
+        <w:t>: The result images</w:t>
       </w:r>
     </w:p>
     <w:p>
@@ -757,6 +1110,23 @@
     </w:p>
     <w:p>
       <w:pPr>
+        <w:rPr>
+          <w:rFonts w:ascii="Times New Roman" w:hAnsi="Times New Roman" w:cs="Times New Roman"/>
+          <w:sz w:val="28"/>
+          <w:szCs w:val="28"/>
+        </w:rPr>
+      </w:pPr>
+      <w:r>
+        <w:rPr>
+          <w:rFonts w:ascii="Times New Roman" w:hAnsi="Times New Roman" w:cs="Times New Roman"/>
+          <w:sz w:val="28"/>
+          <w:szCs w:val="28"/>
+        </w:rPr>
+        <w:br w:type="page"/>
+      </w:r>
+    </w:p>
+    <w:p>
+      <w:pPr>
         <w:numPr>
           <w:ilvl w:val="0"/>
           <w:numId w:val="6"/>
@@ -776,6 +1146,7 @@
           <w:sz w:val="28"/>
           <w:szCs w:val="28"/>
         </w:rPr>
+        <w:lastRenderedPageBreak/>
         <w:t>PSNR Calculation</w:t>
       </w:r>
       <w:r>
@@ -851,146 +1222,136 @@
     </w:p>
     <w:p>
       <w:pPr>
-        <w:spacing w:line="305" w:lineRule="auto"/>
-        <w:rPr>
-          <w:rFonts w:ascii="Times New Roman" w:hAnsi="Times New Roman" w:cs="Times New Roman"/>
-          <w:b/>
-          <w:bCs/>
-          <w:sz w:val="28"/>
-          <w:szCs w:val="28"/>
-        </w:rPr>
-      </w:pPr>
-      <w:r>
-        <w:rPr>
-          <w:rFonts w:ascii="Times New Roman" w:hAnsi="Times New Roman" w:cs="Times New Roman"/>
-          <w:b/>
-          <w:bCs/>
-          <w:sz w:val="28"/>
-          <w:szCs w:val="28"/>
-        </w:rPr>
-        <w:t>B. Encoded Size Comparison</w:t>
-      </w:r>
-    </w:p>
-    <w:p>
-      <w:pPr>
-        <w:spacing w:line="305" w:lineRule="auto"/>
-        <w:rPr>
-          <w:rFonts w:ascii="Times New Roman" w:hAnsi="Times New Roman" w:cs="Times New Roman"/>
-          <w:sz w:val="28"/>
-          <w:szCs w:val="28"/>
-        </w:rPr>
-      </w:pPr>
-      <w:r>
-        <w:rPr>
-          <w:rFonts w:ascii="Times New Roman" w:hAnsi="Times New Roman" w:cs="Times New Roman"/>
-          <w:sz w:val="28"/>
-          <w:szCs w:val="28"/>
-        </w:rPr>
-        <w:t>The total size of each encoded image, based on the run-length encoded pairs, is as follows:</w:t>
-      </w:r>
-    </w:p>
-    <w:p>
-      <w:pPr>
-        <w:numPr>
-          <w:ilvl w:val="0"/>
-          <w:numId w:val="7"/>
-        </w:numPr>
-        <w:spacing w:line="305" w:lineRule="auto"/>
-        <w:rPr>
-          <w:rFonts w:ascii="Times New Roman" w:hAnsi="Times New Roman" w:cs="Times New Roman"/>
-          <w:sz w:val="28"/>
-          <w:szCs w:val="28"/>
-        </w:rPr>
-      </w:pPr>
-      <w:r>
-        <w:rPr>
-          <w:rFonts w:ascii="Times New Roman" w:hAnsi="Times New Roman" w:cs="Times New Roman"/>
-          <w:b/>
-          <w:bCs/>
-          <w:sz w:val="28"/>
-          <w:szCs w:val="28"/>
-        </w:rPr>
-        <w:t>Quantization Table 1</w:t>
-      </w:r>
-      <w:r>
-        <w:rPr>
-          <w:rFonts w:ascii="Times New Roman" w:hAnsi="Times New Roman" w:cs="Times New Roman"/>
-          <w:sz w:val="28"/>
-          <w:szCs w:val="28"/>
-        </w:rPr>
-        <w:t>: [Total Size]</w:t>
-      </w:r>
-    </w:p>
-    <w:p>
-      <w:pPr>
-        <w:numPr>
-          <w:ilvl w:val="0"/>
-          <w:numId w:val="7"/>
-        </w:numPr>
-        <w:spacing w:line="305" w:lineRule="auto"/>
-        <w:rPr>
-          <w:rFonts w:ascii="Times New Roman" w:hAnsi="Times New Roman" w:cs="Times New Roman"/>
-          <w:sz w:val="28"/>
-          <w:szCs w:val="28"/>
-        </w:rPr>
-      </w:pPr>
-      <w:r>
-        <w:rPr>
-          <w:rFonts w:ascii="Times New Roman" w:hAnsi="Times New Roman" w:cs="Times New Roman"/>
-          <w:b/>
-          <w:bCs/>
-          <w:sz w:val="28"/>
-          <w:szCs w:val="28"/>
-        </w:rPr>
-        <w:t>Quantization Table 2</w:t>
-      </w:r>
-      <w:r>
-        <w:rPr>
-          <w:rFonts w:ascii="Times New Roman" w:hAnsi="Times New Roman" w:cs="Times New Roman"/>
-          <w:sz w:val="28"/>
-          <w:szCs w:val="28"/>
-        </w:rPr>
-        <w:t>: [Total Size]</w:t>
-      </w:r>
-    </w:p>
-    <w:p>
-      <w:pPr>
-        <w:spacing w:line="305" w:lineRule="auto"/>
-        <w:rPr>
-          <w:rFonts w:ascii="Times New Roman" w:hAnsi="Times New Roman" w:cs="Times New Roman"/>
-          <w:sz w:val="28"/>
-          <w:szCs w:val="28"/>
-        </w:rPr>
-      </w:pPr>
-      <w:r>
-        <w:rPr>
-          <w:rFonts w:ascii="Times New Roman" w:hAnsi="Times New Roman" w:cs="Times New Roman"/>
-          <w:sz w:val="28"/>
-          <w:szCs w:val="28"/>
-        </w:rPr>
-        <w:t>Quantization Table 2 yielded a smaller encoded size, as expected, due to its higher compression ratio.</w:t>
-      </w:r>
-    </w:p>
-    <w:p>
-      <w:pPr>
-        <w:spacing w:line="305" w:lineRule="auto"/>
-        <w:rPr>
-          <w:rFonts w:ascii="Times New Roman" w:hAnsi="Times New Roman" w:cs="Times New Roman"/>
-          <w:b/>
-          <w:bCs/>
-          <w:sz w:val="28"/>
-          <w:szCs w:val="28"/>
-        </w:rPr>
-      </w:pPr>
-      <w:r>
-        <w:rPr>
-          <w:rFonts w:ascii="Times New Roman" w:hAnsi="Times New Roman" w:cs="Times New Roman"/>
-          <w:b/>
-          <w:bCs/>
-          <w:sz w:val="28"/>
-          <w:szCs w:val="28"/>
-        </w:rPr>
-        <w:t>C. PSNR Analysis</w:t>
+        <w:keepNext/>
+        <w:jc w:val="center"/>
+      </w:pPr>
+      <w:r>
+        <w:rPr>
+          <w:rFonts w:ascii="Times New Roman" w:hAnsi="Times New Roman" w:cs="Times New Roman"/>
+          <w:sz w:val="28"/>
+          <w:szCs w:val="28"/>
+        </w:rPr>
+        <w:drawing>
+          <wp:inline distT="0" distB="0" distL="0" distR="0" wp14:anchorId="3E546B5E" wp14:editId="47A7C8BB">
+            <wp:extent cx="5943600" cy="2005965"/>
+            <wp:effectExtent l="0" t="0" r="0" b="0"/>
+            <wp:docPr id="1957666202" name="Picture 1"/>
+            <wp:cNvGraphicFramePr>
+              <a:graphicFrameLocks xmlns:a="http://schemas.openxmlformats.org/drawingml/2006/main" noChangeAspect="1"/>
+            </wp:cNvGraphicFramePr>
+            <a:graphic xmlns:a="http://schemas.openxmlformats.org/drawingml/2006/main">
+              <a:graphicData uri="http://schemas.openxmlformats.org/drawingml/2006/picture">
+                <pic:pic xmlns:pic="http://schemas.openxmlformats.org/drawingml/2006/picture">
+                  <pic:nvPicPr>
+                    <pic:cNvPr id="1957666202" name=""/>
+                    <pic:cNvPicPr/>
+                  </pic:nvPicPr>
+                  <pic:blipFill>
+                    <a:blip r:embed="rId11"/>
+                    <a:stretch>
+                      <a:fillRect/>
+                    </a:stretch>
+                  </pic:blipFill>
+                  <pic:spPr>
+                    <a:xfrm>
+                      <a:off x="0" y="0"/>
+                      <a:ext cx="5943600" cy="2005965"/>
+                    </a:xfrm>
+                    <a:prstGeom prst="rect">
+                      <a:avLst/>
+                    </a:prstGeom>
+                  </pic:spPr>
+                </pic:pic>
+              </a:graphicData>
+            </a:graphic>
+          </wp:inline>
+        </w:drawing>
+      </w:r>
+    </w:p>
+    <w:p>
+      <w:pPr>
+        <w:pStyle w:val="Figure"/>
+        <w:rPr>
+          <w:rFonts w:cs="Times New Roman"/>
+          <w:sz w:val="28"/>
+          <w:szCs w:val="28"/>
+        </w:rPr>
+      </w:pPr>
+      <w:r>
+        <w:t xml:space="preserve">Figure </w:t>
+      </w:r>
+      <w:r>
+        <w:fldChar w:fldCharType="begin"/>
+      </w:r>
+      <w:r>
+        <w:instrText xml:space="preserve"> SEQ Figure \* ARABIC </w:instrText>
+      </w:r>
+      <w:r>
+        <w:fldChar w:fldCharType="separate"/>
+      </w:r>
+      <w:r>
+        <w:rPr>
+          <w:noProof/>
+        </w:rPr>
+        <w:t>5</w:t>
+      </w:r>
+      <w:r>
+        <w:fldChar w:fldCharType="end"/>
+      </w:r>
+      <w:r>
+        <w:t>: The result side by side of the original and reconstructed images</w:t>
+      </w:r>
+    </w:p>
+    <w:p>
+      <w:pPr>
+        <w:spacing w:line="305" w:lineRule="auto"/>
+        <w:rPr>
+          <w:rFonts w:ascii="Times New Roman" w:hAnsi="Times New Roman" w:cs="Times New Roman"/>
+          <w:b/>
+          <w:bCs/>
+          <w:sz w:val="28"/>
+          <w:szCs w:val="28"/>
+        </w:rPr>
+      </w:pPr>
+      <w:r>
+        <w:rPr>
+          <w:rFonts w:ascii="Times New Roman" w:hAnsi="Times New Roman" w:cs="Times New Roman"/>
+          <w:b/>
+          <w:bCs/>
+          <w:sz w:val="28"/>
+          <w:szCs w:val="28"/>
+        </w:rPr>
+        <w:t>B</w:t>
+      </w:r>
+      <w:r>
+        <w:rPr>
+          <w:rFonts w:ascii="Times New Roman" w:hAnsi="Times New Roman" w:cs="Times New Roman"/>
+          <w:b/>
+          <w:bCs/>
+          <w:sz w:val="28"/>
+          <w:szCs w:val="28"/>
+        </w:rPr>
+        <w:t>. PSNR Analysis</w:t>
+      </w:r>
+      <w:r>
+        <w:rPr>
+          <w:rFonts w:ascii="Times New Roman" w:hAnsi="Times New Roman" w:cs="Times New Roman"/>
+          <w:b/>
+          <w:bCs/>
+          <w:sz w:val="28"/>
+          <w:szCs w:val="28"/>
+        </w:rPr>
+        <w:t xml:space="preserve"> and </w:t>
+      </w:r>
+      <w:r>
+        <w:rPr>
+          <w:rFonts w:ascii="Times New Roman" w:hAnsi="Times New Roman" w:cs="Times New Roman"/>
+          <w:b/>
+          <w:bCs/>
+          <w:sz w:val="28"/>
+          <w:szCs w:val="28"/>
+        </w:rPr>
+        <w:t>Encoded Size Comparison</w:t>
       </w:r>
     </w:p>
     <w:p>
@@ -1009,12 +1370,40 @@
           <w:szCs w:val="28"/>
         </w:rPr>
         <w:t>The PSNR values were calculated to assess the quality of the reconstructed images. Higher PSNR values indicate less compression-induced distortion.</w:t>
+      </w:r>
+    </w:p>
+    <w:p>
+      <w:pPr>
+        <w:pStyle w:val="Figure"/>
+      </w:pPr>
+      <w:r>
+        <w:t xml:space="preserve">Table </w:t>
+      </w:r>
+      <w:fldSimple w:instr=" SEQ Table \* ARABIC ">
+        <w:r>
+          <w:rPr>
+            <w:noProof/>
+          </w:rPr>
+          <w:t>1</w:t>
+        </w:r>
+      </w:fldSimple>
+      <w:r>
+        <w:t>: Comparison of two quatization tables:</w:t>
       </w:r>
     </w:p>
     <w:tbl>
       <w:tblPr>
         <w:tblW w:w="0" w:type="auto"/>
+        <w:jc w:val="center"/>
         <w:tblCellSpacing w:w="15" w:type="dxa"/>
+        <w:tblBorders>
+          <w:top w:val="single" w:sz="4" w:space="0" w:color="auto"/>
+          <w:left w:val="single" w:sz="4" w:space="0" w:color="auto"/>
+          <w:bottom w:val="single" w:sz="4" w:space="0" w:color="auto"/>
+          <w:right w:val="single" w:sz="4" w:space="0" w:color="auto"/>
+          <w:insideH w:val="single" w:sz="4" w:space="0" w:color="auto"/>
+          <w:insideV w:val="single" w:sz="4" w:space="0" w:color="auto"/>
+        </w:tblBorders>
         <w:tblCellMar>
           <w:top w:w="15" w:type="dxa"/>
           <w:left w:w="15" w:type="dxa"/>
@@ -1024,14 +1413,15 @@
         <w:tblLook w:val="04A0" w:firstRow="1" w:lastRow="0" w:firstColumn="1" w:lastColumn="0" w:noHBand="0" w:noVBand="1"/>
       </w:tblPr>
       <w:tblGrid>
-        <w:gridCol w:w="2371"/>
-        <w:gridCol w:w="1655"/>
-        <w:gridCol w:w="2252"/>
+        <w:gridCol w:w="2391"/>
+        <w:gridCol w:w="1675"/>
+        <w:gridCol w:w="1426"/>
       </w:tblGrid>
       <w:tr>
         <w:trPr>
           <w:tblHeader/>
           <w:tblCellSpacing w:w="15" w:type="dxa"/>
+          <w:jc w:val="center"/>
         </w:trPr>
         <w:tc>
           <w:tcPr>
@@ -1124,6 +1514,7 @@
       <w:tr>
         <w:trPr>
           <w:tblCellSpacing w:w="15" w:type="dxa"/>
+          <w:jc w:val="center"/>
         </w:trPr>
         <w:tc>
           <w:tcPr>
@@ -1154,7 +1545,6 @@
           <w:tcPr>
             <w:tcW w:w="0" w:type="auto"/>
             <w:vAlign w:val="center"/>
-            <w:hideMark/>
           </w:tcPr>
           <w:p>
             <w:pPr>
@@ -1171,7 +1561,15 @@
                 <w:sz w:val="28"/>
                 <w:szCs w:val="28"/>
               </w:rPr>
-              <w:t>[Total Size]</w:t>
+              <w:t>146.07</w:t>
+            </w:r>
+            <w:r>
+              <w:rPr>
+                <w:rFonts w:ascii="Times New Roman" w:hAnsi="Times New Roman" w:cs="Times New Roman"/>
+                <w:sz w:val="28"/>
+                <w:szCs w:val="28"/>
+              </w:rPr>
+              <w:t xml:space="preserve"> KB</w:t>
             </w:r>
           </w:p>
         </w:tc>
@@ -1196,7 +1594,7 @@
                 <w:sz w:val="28"/>
                 <w:szCs w:val="28"/>
               </w:rPr>
-              <w:t>[PSNR for Table 1]</w:t>
+              <w:t>35.42 dB</w:t>
             </w:r>
           </w:p>
         </w:tc>
@@ -1204,6 +1602,7 @@
       <w:tr>
         <w:trPr>
           <w:tblCellSpacing w:w="15" w:type="dxa"/>
+          <w:jc w:val="center"/>
         </w:trPr>
         <w:tc>
           <w:tcPr>
@@ -1251,7 +1650,7 @@
                 <w:sz w:val="28"/>
                 <w:szCs w:val="28"/>
               </w:rPr>
-              <w:t>[Total Size]</w:t>
+              <w:t>94.73 KB</w:t>
             </w:r>
           </w:p>
         </w:tc>
@@ -1276,7 +1675,7 @@
                 <w:sz w:val="28"/>
                 <w:szCs w:val="28"/>
               </w:rPr>
-              <w:t>[PSNR for Table 2]</w:t>
+              <w:t>32.23 dB</w:t>
             </w:r>
           </w:p>
         </w:tc>
@@ -1291,54 +1690,124 @@
           <w:szCs w:val="28"/>
         </w:rPr>
       </w:pPr>
-      <w:r>
-        <w:rPr>
-          <w:rFonts w:ascii="Times New Roman" w:hAnsi="Times New Roman" w:cs="Times New Roman"/>
+    </w:p>
+    <w:p>
+      <w:pPr>
+        <w:spacing w:line="305" w:lineRule="auto"/>
+        <w:rPr>
+          <w:rFonts w:ascii="Times New Roman" w:hAnsi="Times New Roman" w:cs="Times New Roman"/>
+          <w:sz w:val="28"/>
+          <w:szCs w:val="28"/>
+        </w:rPr>
+      </w:pPr>
+      <w:r>
+        <w:rPr>
+          <w:rFonts w:ascii="Times New Roman" w:hAnsi="Times New Roman" w:cs="Times New Roman"/>
+          <w:sz w:val="28"/>
+          <w:szCs w:val="28"/>
+        </w:rPr>
+        <w:t>Quantization Table 1 preserved more detail, resulting in a higher PSNR, while Table 2 achieved more compression at the cost of reduced quality.</w:t>
+      </w:r>
+    </w:p>
+    <w:p>
+      <w:pPr>
+        <w:spacing w:line="305" w:lineRule="auto"/>
+        <w:rPr>
+          <w:rFonts w:ascii="Times New Roman" w:hAnsi="Times New Roman" w:cs="Times New Roman"/>
+          <w:sz w:val="28"/>
+          <w:szCs w:val="28"/>
+        </w:rPr>
+      </w:pPr>
+    </w:p>
+    <w:p>
+      <w:pPr>
+        <w:spacing w:line="305" w:lineRule="auto"/>
+        <w:rPr>
+          <w:rFonts w:ascii="Times New Roman" w:hAnsi="Times New Roman" w:cs="Times New Roman"/>
+          <w:b/>
+          <w:bCs/>
+          <w:sz w:val="28"/>
+          <w:szCs w:val="28"/>
+        </w:rPr>
+      </w:pPr>
+      <w:r>
+        <w:rPr>
+          <w:rFonts w:ascii="Times New Roman" w:hAnsi="Times New Roman" w:cs="Times New Roman"/>
+          <w:b/>
+          <w:bCs/>
           <w:sz w:val="28"/>
           <w:szCs w:val="28"/>
         </w:rPr>
         <w:lastRenderedPageBreak/>
-        <w:t>Quantization Table 1 preserved more detail, resulting in a higher PSNR, while Table 2 achieved more compression at the cost of reduced quality.</w:t>
-      </w:r>
-    </w:p>
-    <w:p>
-      <w:pPr>
-        <w:spacing w:line="305" w:lineRule="auto"/>
-        <w:rPr>
-          <w:rFonts w:ascii="Times New Roman" w:hAnsi="Times New Roman" w:cs="Times New Roman"/>
-          <w:b/>
-          <w:bCs/>
-          <w:sz w:val="28"/>
-          <w:szCs w:val="28"/>
-        </w:rPr>
-      </w:pPr>
-      <w:r>
-        <w:rPr>
-          <w:rFonts w:ascii="Times New Roman" w:hAnsi="Times New Roman" w:cs="Times New Roman"/>
-          <w:b/>
-          <w:bCs/>
-          <w:sz w:val="28"/>
-          <w:szCs w:val="28"/>
-        </w:rPr>
         <w:t>5. Conclusion</w:t>
       </w:r>
     </w:p>
     <w:p>
       <w:pPr>
         <w:spacing w:line="305" w:lineRule="auto"/>
-        <w:rPr>
-          <w:rFonts w:ascii="Times New Roman" w:hAnsi="Times New Roman" w:cs="Times New Roman"/>
-          <w:sz w:val="28"/>
-          <w:szCs w:val="28"/>
-        </w:rPr>
-      </w:pPr>
-      <w:r>
-        <w:rPr>
-          <w:rFonts w:ascii="Times New Roman" w:hAnsi="Times New Roman" w:cs="Times New Roman"/>
-          <w:sz w:val="28"/>
-          <w:szCs w:val="28"/>
-        </w:rPr>
-        <w:t>This homework successfully demonstrated the process of compressing an image using 8x8 block-based DCT, quantization, zigzag scanning, and run-length encoding. The results reveal the trade-offs between compression and image quality:</w:t>
+        <w:ind w:firstLine="720"/>
+        <w:jc w:val="both"/>
+        <w:rPr>
+          <w:rFonts w:ascii="Times New Roman" w:hAnsi="Times New Roman" w:cs="Times New Roman"/>
+          <w:sz w:val="28"/>
+          <w:szCs w:val="28"/>
+        </w:rPr>
+      </w:pPr>
+      <w:r>
+        <w:rPr>
+          <w:rFonts w:ascii="Times New Roman" w:hAnsi="Times New Roman" w:cs="Times New Roman"/>
+          <w:sz w:val="28"/>
+          <w:szCs w:val="28"/>
+        </w:rPr>
+        <w:t xml:space="preserve">This homework successfully demonstrated the process of compressing an image using 8x8 block-based DCT, quantization, </w:t>
+      </w:r>
+      <w:r>
+        <w:rPr>
+          <w:rFonts w:ascii="Times New Roman" w:hAnsi="Times New Roman" w:cs="Times New Roman"/>
+          <w:sz w:val="28"/>
+          <w:szCs w:val="28"/>
+        </w:rPr>
+        <w:t>raster scan (block</w:t>
+      </w:r>
+      <w:r>
+        <w:rPr>
+          <w:rFonts w:ascii="Times New Roman" w:hAnsi="Times New Roman" w:cs="Times New Roman"/>
+          <w:sz w:val="28"/>
+          <w:szCs w:val="28"/>
+        </w:rPr>
+        <w:t>s</w:t>
+      </w:r>
+      <w:r>
+        <w:rPr>
+          <w:rFonts w:ascii="Times New Roman" w:hAnsi="Times New Roman" w:cs="Times New Roman"/>
+          <w:sz w:val="28"/>
+          <w:szCs w:val="28"/>
+        </w:rPr>
+        <w:t xml:space="preserve">), </w:t>
+      </w:r>
+      <w:r>
+        <w:rPr>
+          <w:rFonts w:ascii="Times New Roman" w:hAnsi="Times New Roman" w:cs="Times New Roman"/>
+          <w:sz w:val="28"/>
+          <w:szCs w:val="28"/>
+        </w:rPr>
+        <w:t>zigzag scanning</w:t>
+      </w:r>
+      <w:r>
+        <w:rPr>
+          <w:rFonts w:ascii="Times New Roman" w:hAnsi="Times New Roman" w:cs="Times New Roman"/>
+          <w:sz w:val="28"/>
+          <w:szCs w:val="28"/>
+        </w:rPr>
+        <w:t xml:space="preserve"> (pixels)</w:t>
+      </w:r>
+      <w:r>
+        <w:rPr>
+          <w:rFonts w:ascii="Times New Roman" w:hAnsi="Times New Roman" w:cs="Times New Roman"/>
+          <w:sz w:val="28"/>
+          <w:szCs w:val="28"/>
+        </w:rPr>
+        <w:t>, and run-length encoding. The results reveal the trade-offs between compression and image quality:</w:t>
       </w:r>
     </w:p>
     <w:p>
@@ -1348,6 +1817,7 @@
           <w:numId w:val="8"/>
         </w:numPr>
         <w:spacing w:line="305" w:lineRule="auto"/>
+        <w:jc w:val="both"/>
         <w:rPr>
           <w:rFonts w:ascii="Times New Roman" w:hAnsi="Times New Roman" w:cs="Times New Roman"/>
           <w:sz w:val="28"/>
@@ -1380,6 +1850,7 @@
           <w:numId w:val="8"/>
         </w:numPr>
         <w:spacing w:line="305" w:lineRule="auto"/>
+        <w:jc w:val="both"/>
         <w:rPr>
           <w:rFonts w:ascii="Times New Roman" w:hAnsi="Times New Roman" w:cs="Times New Roman"/>
           <w:sz w:val="28"/>
@@ -1408,6 +1879,8 @@
     <w:p>
       <w:pPr>
         <w:spacing w:line="305" w:lineRule="auto"/>
+        <w:ind w:firstLine="720"/>
+        <w:jc w:val="both"/>
         <w:rPr>
           <w:rFonts w:ascii="Times New Roman" w:hAnsi="Times New Roman" w:cs="Times New Roman"/>
           <w:sz w:val="28"/>
@@ -1423,19 +1896,9 @@
         <w:t>In practical applications, the choice of quantization table and compression level would depend on the specific requirements, balancing storage needs with acceptable image quality. The methodology applied here provides a foundation for understanding JPEG-like compression techniques used in real-world image processing.</w:t>
       </w:r>
     </w:p>
-    <w:p>
-      <w:pPr>
-        <w:spacing w:line="305" w:lineRule="auto"/>
-        <w:rPr>
-          <w:rFonts w:ascii="Times New Roman" w:hAnsi="Times New Roman" w:cs="Times New Roman"/>
-          <w:sz w:val="28"/>
-          <w:szCs w:val="28"/>
-        </w:rPr>
-      </w:pPr>
-    </w:p>
     <w:sectPr>
-      <w:headerReference w:type="default" r:id="rId7"/>
-      <w:footerReference w:type="default" r:id="rId8"/>
+      <w:headerReference w:type="default" r:id="rId12"/>
+      <w:footerReference w:type="default" r:id="rId13"/>
       <w:pgSz w:w="12240" w:h="15840"/>
       <w:pgMar w:top="1440" w:right="1440" w:bottom="1440" w:left="1440" w:header="720" w:footer="720" w:gutter="0"/>
       <w:cols w:space="720"/>
@@ -1581,9 +2044,6 @@
   <w:p>
     <w:pPr>
       <w:pStyle w:val="Header"/>
-      <w:rPr>
-        <w:rFonts w:hint="eastAsia"/>
-      </w:rPr>
     </w:pPr>
     <w:r>
       <w:rPr>
@@ -3220,6 +3680,41 @@
     <w:uiPriority w:val="99"/>
     <w:rsid w:val="00F71928"/>
   </w:style>
+  <w:style w:type="paragraph" w:styleId="Caption">
+    <w:name w:val="caption"/>
+    <w:basedOn w:val="Normal"/>
+    <w:next w:val="Normal"/>
+    <w:uiPriority w:val="35"/>
+    <w:unhideWhenUsed/>
+    <w:qFormat/>
+    <w:rsid w:val="00E50FAC"/>
+    <w:pPr>
+      <w:spacing w:after="200" w:line="240" w:lineRule="auto"/>
+    </w:pPr>
+    <w:rPr>
+      <w:i/>
+      <w:iCs/>
+      <w:color w:val="44546A" w:themeColor="text2"/>
+      <w:sz w:val="18"/>
+      <w:szCs w:val="18"/>
+    </w:rPr>
+  </w:style>
+  <w:style w:type="paragraph" w:customStyle="1" w:styleId="Figure">
+    <w:name w:val="Figure"/>
+    <w:basedOn w:val="Caption"/>
+    <w:qFormat/>
+    <w:rsid w:val="00E50FAC"/>
+    <w:pPr>
+      <w:spacing w:line="360" w:lineRule="auto"/>
+      <w:jc w:val="center"/>
+    </w:pPr>
+    <w:rPr>
+      <w:rFonts w:ascii="Times New Roman" w:hAnsi="Times New Roman"/>
+      <w:b/>
+      <w:i w:val="0"/>
+      <w:color w:val="auto"/>
+    </w:rPr>
+  </w:style>
 </w:styles>
 </file>
 
